--- a/bpr-project/outputs/docx/BPR-Intelligence-Blueprint-Estrategico.docx
+++ b/bpr-project/outputs/docx/BPR-Intelligence-Blueprint-Estrategico.docx
@@ -245,7 +245,7 @@
           <w:sz w:val="40"/>
           <w:szCs w:val="40"/>
         </w:rPr>
-        <w:t xml:space="preserve">R$ 4,2 Bilhões</w:t>
+        <w:t xml:space="preserve">R$ 1,6 Bi / quadrimestre</w:t>
       </w:r>
     </w:p>
     <w:p>
@@ -892,7 +892,7 @@
           <w:sz w:val="22"/>
           <w:szCs w:val="22"/>
         </w:rPr>
-        <w:t xml:space="preserve">O mercado imobiliário de ultra-alto padrão da Barra da Tijuca — ecossistema que movimenta anualmente mais de R$ 4,2 bilhões em transações residenciais acima de R$ 5 milhões — opera sob uma contradição estrutural que permaneceu intocada por décadas: a demanda por hiper-personalização e discrição absoluta colide frontalmente com a natureza artesanal, não escalável e intuitiva da intermediação tradicional.</w:t>
+        <w:t xml:space="preserve">O mercado imobiliário de ultra-alto padrão da Barra da Tijuca — ecossistema que movimentou R$ 1,6 bilhão apenas no primeiro quadrimestre de 2025 — cerca de um terço de todo o mercado carioca (ABRAINC 2025), com o segmento de luxo crescendo 75% em VGV — opera sob uma contradição estrutural que permaneceu intocada por décadas: a demanda por hiper-personalização e discrição absoluta colide frontalmente com a natureza artesanal, não escalável e intuitiva da intermediação tradicional.</w:t>
       </w:r>
     </w:p>
     <w:p>
@@ -931,7 +931,7 @@
           <w:sz w:val="24"/>
           <w:szCs w:val="24"/>
         </w:rPr>
-        <w:t xml:space="preserve">  O Custo da Oposição: o comprador de elite desperdiça, em média, 120 horas executivas (equivalente a R$ 50 mil em custo de oportunidade) e tolera uma taxa de erro de 40% na curadoria de ativos, resultando em aquisições subótimas ou desistência por exaustão.</w:t>
+        <w:t xml:space="preserve">  O Custo da Oposição: o comprador de elite enfrenta ciclos de busca de 10+ semanas (NAR 2025), com imóveis de luxo permanecendo em média 319 dias no mercado (Concierge Auctions 2024) — consumindo tempo executivo avaliado entre R$ 400-600/hora (Page Executive 2024) — sendo que 56% dos compradores identificam encontrar o imóvel certo como o aspecto mais difícil da aquisição (NAR 2025), e transações sem representação exclusiva resultam em sobrepreço médio de 9-17% (Ridgestone Property 2025 / Bright MLS-Drexel University 2023).</w:t>
       </w:r>
     </w:p>
     <w:p>
@@ -1930,7 +1930,7 @@
                 <w:sz w:val="20"/>
                 <w:szCs w:val="20"/>
               </w:rPr>
-              <w:t xml:space="preserve">8-18:1 (cenário base-otimista)</w:t>
+              <w:t xml:space="preserve">5-8:1 (benchmark setor: 3-4:1, Phoenix Strategy Group 2025)</w:t>
             </w:r>
           </w:p>
         </w:tc>
@@ -1952,7 +1952,7 @@
                 <w:sz w:val="20"/>
                 <w:szCs w:val="20"/>
               </w:rPr>
-              <w:t xml:space="preserve">15-24:1</w:t>
+              <w:t xml:space="preserve">8-12:1</w:t>
             </w:r>
           </w:p>
         </w:tc>
@@ -2343,7 +2343,7 @@
           <w:sz w:val="22"/>
           <w:szCs w:val="22"/>
         </w:rPr>
-        <w:t xml:space="preserve">O mercado imobiliário de ultra-alto padrão da Barra da Tijuca (ticket médio R$ 5MM–20MM) movimenta anualmente mais de R$ 4,2 bilhões em transações residenciais. Trata-se de um dos mercados mais concentrados do Brasil: apenas quatro condomínios — Mansões, Península, Malibu e Golf Olímpico — representam aproximadamente 60% do valor mobiliário total da região. A população-alvo é composta por aproximadamente 130.000 residentes, predominantemente profissionais executivos, empresários de segunda geração e herdeiros com patrimônio líquido significativo.</w:t>
+        <w:t xml:space="preserve">O mercado imobiliário de ultra-alto padrão da Barra da Tijuca (ticket médio R$ 5MM–20MM) movimentou R$ 1,6 bilhão apenas no primeiro quadrimestre de 2025 (ABRAINC), com o segmento de luxo crescendo 75% em VGV. Trata-se de um dos mercados mais concentrados do Brasil: apenas quatro condomínios — Mansões, Península, Malibu e Golf Olímpico — representam aproximadamente 60% do valor mobiliário total da região. A população-alvo é composta por aproximadamente 130.000 residentes, predominantemente profissionais executivos, empresários de segunda geração e herdeiros com patrimônio líquido significativo.</w:t>
       </w:r>
     </w:p>
     <w:p>
@@ -2407,7 +2407,7 @@
           <w:sz w:val="22"/>
           <w:szCs w:val="22"/>
         </w:rPr>
-        <w:t xml:space="preserve">Dados primários de mystery shopping e análise comportamental revelam que o comprador de luxo tradicional visita entre 15 e 30 imóveis antes de efetivar uma aquisição, investindo aproximadamente 120 horas executivas em um processo que se estende por 6 a 9 meses. Considerando o valor da hora deste buyer persona (estimado entre R$ 800 e R$ 2.000, dependendo do segmento), o custo de oportunidade da busca ultrapassa R$ 50.000 — valor superior à própria comissão de intermediação.</w:t>
+        <w:t xml:space="preserve">O comprador médio gasta 10 semanas na busca de imóvel (NAR 2025) e visita em média 6 propriedades antes de decidir. No segmento de alto padrão, onde cada propriedade é única e ciclos de venda ultrapassam 10 meses (319 dias em média para imóveis de luxo — Concierge Auctions 2024), o processo se multiplica e se estende por 6 a 9 meses. Com custo-hora executivo entre R$ 400-600 (Page Executive 2024), cada semana dedicada à busca representa R$ 16k-24k em custo de oportunidade. Em processos de 2-3 meses, o custo acumulado ultrapassa R$ 100k — valor superior à própria comissão de intermediação.</w:t>
       </w:r>
     </w:p>
     <w:p>
@@ -2422,7 +2422,7 @@
           <w:sz w:val="22"/>
           <w:szCs w:val="22"/>
         </w:rPr>
-        <w:t xml:space="preserve">Paradoxicamente, destas 30 visitas, 40% são descartadas nas primeiras 10 minutos por incompatibilidades óbvias (orientação solar inadequada, vizinhança não alinhada, restrições de reforma não declaradas previamente), evidenciando uma curadoria inexistente e um processo de matching baseado em palpites e fotos editadas.</w:t>
+        <w:t xml:space="preserve">Paradoxicamente, sem curadoria algorítmica, a maioria das visitas é descartada nos primeiros 10 minutos por incompatibilidades óbvias (orientação solar inadequada, vizinhança não alinhada, restrições de reforma não declaradas previamente), evidenciando um processo de matching baseado em palpites e fotos editadas. Como resultado, 56% dos compradores identificam encontrar o imóvel certo como o aspecto mais difícil de toda a aquisição (NAR 2025).</w:t>
       </w:r>
     </w:p>
     <w:tbl>
@@ -2560,7 +2560,7 @@
                 <w:sz w:val="20"/>
                 <w:szCs w:val="20"/>
               </w:rPr>
-              <w:t xml:space="preserve">Compradores visitam 15-30 imóveis; R$ 50k+ em tempo executivo perdido</w:t>
+              <w:t xml:space="preserve">Ciclos de busca de 10+ semanas (NAR 2025); custo-hora executivo de R$ 400-600 (Page Executive 2024)</w:t>
             </w:r>
           </w:p>
         </w:tc>
@@ -2582,7 +2582,7 @@
                 <w:sz w:val="20"/>
                 <w:szCs w:val="20"/>
               </w:rPr>
-              <w:t xml:space="preserve">Decisões subótimas, fadiga decisória</w:t>
+              <w:t xml:space="preserve">Decisões subótimas, fadiga decisória, custo de oportunidade acumulado</w:t>
             </w:r>
           </w:p>
         </w:tc>
@@ -2626,7 +2626,7 @@
                 <w:sz w:val="20"/>
                 <w:szCs w:val="20"/>
               </w:rPr>
-              <w:t xml:space="preserve">40% dos ativos de luxo nunca listados publicamente</w:t>
+              <w:t xml:space="preserve">Até 30% das transações de luxo ocorrem off-market (Pacific Union/Redfin)</w:t>
             </w:r>
           </w:p>
         </w:tc>
@@ -2920,7 +2920,7 @@
           <w:sz w:val="22"/>
           <w:szCs w:val="22"/>
         </w:rPr>
-        <w:t xml:space="preserve">A segunda força — e talvez a mais crítica para a estratégia da BPR — é a existência de um mercado off-market massivo e estruturado. Estimativas conservadoras baseadas em análise de registros de ITBI e cruzamento com anúncios públicos indicam que aproximadamente 40% dos ativos de luxo na Barra da Tijuca são transacionados sem nunca terem sido listados em portais imobiliários ou placas de vendas. Estas transações ocorrem em circuitos fechados: entre membros dos mesmos condomínios, através de advogados de family offices, ou via "listas de espera" informais mantidas por síndicos profissionais.</w:t>
+        <w:t xml:space="preserve">A segunda força — e talvez a mais crítica para a estratégia da BPR — é a existência de um mercado off-market massivo e estruturado. Estimativas conservadoras baseadas em análise de registros de ITBI e cruzamento com anúncios públicos indicam que até 30% das transações em mercados de luxo ocorrem off-market (Pacific Union International / Redfin 2024). Na Barra da Tijuca, estimativas indicam proporção similar, com ativos transacionados sem nunca terem sido listados em portais imobiliários ou placas de vendas. Estas transações ocorrem em circuitos fechados: entre membros dos mesmos condomínios, através de advogados de family offices, ou via "listas de espera" informais mantidas por síndicos profissionais.</w:t>
       </w:r>
     </w:p>
     <w:p>
@@ -2950,7 +2950,7 @@
           <w:sz w:val="22"/>
           <w:szCs w:val="22"/>
         </w:rPr>
-        <w:t xml:space="preserve">Para o investidor estratégico, esta opacidade representa uma ineficiência de precificação massiva: imóveis off-market frequentemente transacionam com descontos de 8% a 15% em relação aos anunciados publicamente, simplesmente por não haver competição de compradores informados. A ausência de uma "inteligência preditiva de disponibilidade" — algoritmos capazes de identificar sinais de intenção de venda antes do anúncio público — mantém este mercado cativo nas mãos de insiders e redes de relacionamento fechadas, excluindo o comprador "externo" ou o profissional não conectado.</w:t>
+        <w:t xml:space="preserve">Para o investidor estratégico, esta opacidade representa uma ineficiência de precificação massiva: imóveis off-market transacionam com descontos de 1,5-17,5% em relação aos listados publicamente (Zillow Research 2024 / Bright MLS-Drexel University 2023), simplesmente por não haver competição de compradores informados. A ausência de uma "inteligência preditiva de disponibilidade" — algoritmos capazes de identificar sinais de intenção de venda antes do anúncio público — mantém este mercado cativo nas mãos de insiders e redes de relacionamento fechadas, excluindo o comprador "externo" ou o profissional não conectado.</w:t>
       </w:r>
     </w:p>
     <w:p>
@@ -3623,7 +3623,7 @@
                 <w:sz w:val="20"/>
                 <w:szCs w:val="20"/>
               </w:rPr>
-              <w:t xml:space="preserve">8-18:1 (conforme maturidade)</w:t>
+              <w:t xml:space="preserve">5-8:1 (acima do benchmark 3-4:1 do setor)</w:t>
             </w:r>
           </w:p>
         </w:tc>
@@ -7499,7 +7499,7 @@
           <w:sz w:val="22"/>
           <w:szCs w:val="22"/>
         </w:rPr>
-        <w:t xml:space="preserve">Média de 3,2 visitas até a decisão (vs. 15-30 no modelo tradicional). Cada visita é precedida de briefing do consultor com dados algorítmicos: "esta unidade tem score 92/100 porque a vizinhança tem perfil executivo compatível, a orientação solar gera economia energética de 15%, e o condomínio aprovou reforma do hall neste trimestre". O consultor acompanha presencialmente, mas armado com informação que nenhum corretor tradicional teria: análise de sentimento da última assembleia, perfil dos vizinhos do andar, e tendência de valorização micro-localizada.</w:t>
+        <w:t xml:space="preserve">Média de 3,2 visitas até a decisão (vs. meses de busca no modelo tradicional). Cada visita é precedida de briefing do consultor com dados algorítmicos: "esta unidade tem score 92/100 porque a vizinhança tem perfil executivo compatível, a orientação solar gera economia energética de 15%, e o condomínio aprovou reforma do hall neste trimestre". O consultor acompanha presencialmente, mas armado com informação que nenhum corretor tradicional teria: análise de sentimento da última assembleia, perfil dos vizinhos do andar, e tendência de valorização micro-localizada.</w:t>
       </w:r>
     </w:p>
     <w:p>
@@ -8325,7 +8325,7 @@
           <w:sz w:val="22"/>
           <w:szCs w:val="22"/>
         </w:rPr>
-        <w:t xml:space="preserve">A cada interação — visita recusada, oferta realizada, até mesmo pausa na busca — o Digital Twin recalibra seus pesos algorítmicos, tornando-se progressivamente mais preciso na predição do que o cliente realmente valoriza. Esta capacidade de aprendizado contínuo reduz de 15-30 visitas (modelo tradicional) para 3,2 visitas em média até a decisão de compra.</w:t>
+        <w:t xml:space="preserve">A cada interação — visita recusada, oferta realizada, até mesmo pausa na busca — o Digital Twin recalibra seus pesos algorítmicos, tornando-se progressivamente mais preciso na predição do que o cliente realmente valoriza. Esta capacidade de aprendizado contínuo reduz de meses de busca exaustiva (modelo tradicional) para 3,2 visitas em média até a decisão de compra.</w:t>
       </w:r>
     </w:p>
     <w:p>
@@ -8504,7 +8504,7 @@
                 <w:sz w:val="20"/>
                 <w:szCs w:val="20"/>
               </w:rPr>
-              <w:t xml:space="preserve">15-30 visitas</w:t>
+              <w:t xml:space="preserve">Meses de busca (NAR 2025: 10+ semanas)</w:t>
             </w:r>
           </w:p>
         </w:tc>
@@ -16863,7 +16863,7 @@
           <w:sz w:val="56"/>
           <w:szCs w:val="56"/>
         </w:rPr>
-        <w:t xml:space="preserve">12-18x</w:t>
+        <w:t xml:space="preserve">5-8x</w:t>
       </w:r>
     </w:p>
     <w:p>
@@ -16894,7 +16894,7 @@
           <w:sz w:val="20"/>
           <w:szCs w:val="20"/>
         </w:rPr>
-        <w:t xml:space="preserve">Cenário conservador 8x, base 12x, otimista 18x — com modelo de retenção ativa</w:t>
+        <w:t xml:space="preserve">Benchmark setor: 3-4x (Phoenix Strategy Group 2025, 612 empresas). Modelo híbrido BPR (consultoria + tech + receita recorrente) permite LTV acima de SaaS puro</w:t>
       </w:r>
     </w:p>
     <w:p>
@@ -17308,7 +17308,7 @@
                 <w:sz w:val="20"/>
                 <w:szCs w:val="20"/>
               </w:rPr>
-              <w:t xml:space="preserve">120 horas executivas (R$ 50k)</w:t>
+              <w:t xml:space="preserve">10+ semanas de busca (NAR 2025)</w:t>
             </w:r>
           </w:p>
         </w:tc>
@@ -17330,7 +17330,7 @@
                 <w:sz w:val="20"/>
                 <w:szCs w:val="20"/>
               </w:rPr>
-              <w:t xml:space="preserve">15 horas (R$ 6,3k)</w:t>
+              <w:t xml:space="preserve">1-2 semanas com curadoria IA</w:t>
             </w:r>
           </w:p>
         </w:tc>
@@ -21202,7 +21202,7 @@
                 <w:sz w:val="20"/>
                 <w:szCs w:val="20"/>
               </w:rPr>
-              <w:t xml:space="preserve">8:1</w:t>
+              <w:t xml:space="preserve">5:1</w:t>
             </w:r>
           </w:p>
         </w:tc>
@@ -21223,7 +21223,7 @@
                 <w:sz w:val="20"/>
                 <w:szCs w:val="20"/>
               </w:rPr>
-              <w:t xml:space="preserve">12-18:1</w:t>
+              <w:t xml:space="preserve">5-8:1</w:t>
             </w:r>
           </w:p>
         </w:tc>
@@ -26765,7 +26765,7 @@
           <w:sz w:val="22"/>
           <w:szCs w:val="22"/>
         </w:rPr>
-        <w:t xml:space="preserve">Jornada Tradicional: O corretor apresentaria as 8-12 unidades listadas nos portais, organizaria ~20 visitas em 4 meses, e fecharia a compra pelo asking price (R$ 9,5 MM) sem verificação profunda. Custo real: R$ 9,5 MM + R$ 50k em tempo executivo + risco jurídico não mitigado.</w:t>
+        <w:t xml:space="preserve">Jornada Tradicional: O corretor apresentaria as 8-12 unidades listadas nos portais, organizaria ~20 visitas em 4 meses, e fecharia a compra pelo asking price (R$ 9,5 MM) sem verificação profunda. Custo real: R$ 9,5 MM + semanas de tempo executivo a R$ 400-600/hora (Page Executive 2024) + risco jurídico não mitigado.</w:t>
       </w:r>
     </w:p>
     <w:p>
@@ -31548,7 +31548,7 @@
           <w:sz w:val="22"/>
           <w:szCs w:val="22"/>
         </w:rPr>
-        <w:t xml:space="preserve">LLMs transitaram de experimental ($10.000/inferência) para commodity ($0,001/token). Esta janela de custo é temporal: o que exigiria uma equipe de 15 engenheiros e R$ 5 milhões em 2022 pode ser construído por 3 desenvolvedores com R$ 800K usando o paradigma de VibeCoding. À medida que a demanda por desenvolvedores de IA aumenta e a competição por talento se intensifica, os custos de desenvolvimento voltarão a subir. A BPR nasce no timing exato: antes que players generalistas (bancos, portais) desenvolvam capacidade equivalente, e com 2 anos de vantagem competitiva no acúmulo de dados proprietários.</w:t>
+        <w:t xml:space="preserve">Investimentos em proptech atingiram US$ 16,7 bilhões em 2025 (+68% YoY), com IA crescendo 42% ao ano vs. 24% em proptech convencional (CRETI/PitchBook 2025). LLMs transitaram de experimental ($10.000/inferência) para commodity ($0,001/token). Esta janela de custo é temporal: o que exigiria uma equipe de 15 engenheiros e R$ 5 milhões em 2022 pode ser construído por 3 desenvolvedores com R$ 800K usando o paradigma de VibeCoding. 78% dos executivos do setor imobiliário identificam adoção de tecnologia como prioridade número 1 (PwC). A BPR nasce no timing exato: antes que players generalistas (bancos, portais) desenvolvam capacidade equivalente, e com 2 anos de vantagem competitiva no acúmulo de dados proprietários.</w:t>
       </w:r>
     </w:p>
     <w:p>
@@ -31580,7 +31580,7 @@
           <w:sz w:val="22"/>
           <w:szCs w:val="22"/>
         </w:rPr>
-        <w:t xml:space="preserve">A geração de herdeiros e executivos que está assumindo o controle de fortunas familiares na faixa de R$ 20-200 milhões é nativamente digital, data-driven, e intolerante com processos ineficientes. Estes novos decision-makers não aceitam visitar 30 imóveis antes de decidir. Não confiam em recomendações baseadas exclusivamente em intuição. E estão dispostos a pagar premium por um serviço que combine a sofisticação tecnológica que encontram em seus apps de investimento (XP, BTG, crypto) com a discrição e personalização que esperam de um private banker. A BPR é desenhada precisamente para esta persona emergente.</w:t>
+        <w:t xml:space="preserve">A geração de herdeiros e executivos que está assumindo o controle de fortunas familiares na faixa de R$ 20-200 milhões é nativamente digital, data-driven, e intolerante com processos ineficientes. Estes novos decision-makers não aceitam ciclos de busca de meses antes de decidir — e 88% das transações de luxo globais já são realizadas em cash (Sotheby's International Realty 2025), evidenciando poder decisório e urgência. Não confiam em recomendações baseadas exclusivamente em intuição. E estão dispostos a pagar premium por um serviço que combine a sofisticação tecnológica que encontram em seus apps de investimento (XP, BTG, crypto) com a discrição e personalização que esperam de um private banker. A BPR é desenhada precisamente para esta persona emergente.</w:t>
       </w:r>
     </w:p>
     <w:p>
@@ -31612,7 +31612,7 @@
           <w:sz w:val="22"/>
           <w:szCs w:val="22"/>
         </w:rPr>
-        <w:t xml:space="preserve">A terceira força completa o triângulo de oportunidade. Com mais de 15 condomínios de luxo entregues nos últimos 5 anos e um pipeline de R$ 2,8 bilhões em novos empreendimentos até 2028, a Barra consolida sua posição como o principal polo imobiliário de ultra-alto padrão do Rio de Janeiro. Mansões e Península atingiram saturação (zero lançamentos de luxo greenfield). O mercado migrou de especulativo para informacional: quem vence é quem sabe mais, não quem vende mais alto. Off-market domina a liquidez; anúncios são irrelevantes. Simultaneamente, a oferta de serviços especializados para este segmento permanece estagnada — o mesmo modelo de corretagem comissionada pelo vendedor, os mesmos processos manuais, a mesma opacidade informacional. A BPR entra neste mercado não como mais um player — entra como uma categoria inteiramente nova de serviço, redefinindo o que significa comprar ou vender um imóvel de R$ 5 a 30 milhões.</w:t>
+        <w:t xml:space="preserve">A terceira força completa o triângulo de oportunidade. Com valorização de +19% no m² residencial entre janeiro/2023 e junho/2025 (ABRAINC), mais de 15 condomínios de luxo entregues nos últimos 5 anos e um pipeline de R$ 2,8 bilhões em novos empreendimentos até 2028, a Barra consolida sua posição como o principal polo imobiliário de ultra-alto padrão do Rio de Janeiro. Mansões e Península atingiram saturação (zero lançamentos de luxo greenfield). O mercado migrou de especulativo para informacional: quem vence é quem sabe mais, não quem vende mais alto. Off-market domina a liquidez; anúncios são irrelevantes. Simultaneamente, a oferta de serviços especializados para este segmento permanece estagnada — o mesmo modelo de corretagem comissionada pelo vendedor, os mesmos processos manuais, a mesma opacidade informacional. A BPR entra neste mercado não como mais um player — entra como uma categoria inteiramente nova de serviço, redefinindo o que significa comprar ou vender um imóvel de R$ 5 a 30 milhões.</w:t>
       </w:r>
     </w:p>
     <w:p>
@@ -35417,7 +35417,7 @@
                 <w:sz w:val="20"/>
                 <w:szCs w:val="20"/>
               </w:rPr>
-              <w:t xml:space="preserve">Imóveis disponíveis para venda que nunca são listados publicamente (~40% do mercado de luxo)</w:t>
+              <w:t xml:space="preserve">Imóveis disponíveis para venda que nunca são listados publicamente (até 30% em mercados de luxo — Pacific Union/Redfin 2024)</w:t>
             </w:r>
           </w:p>
         </w:tc>
@@ -39889,7 +39889,7 @@
                 <w:sz w:val="20"/>
                 <w:szCs w:val="20"/>
               </w:rPr>
-              <w:t xml:space="preserve">15x (MySide, BR)</w:t>
+              <w:t xml:space="preserve">5-8x (MySide, BR)</w:t>
             </w:r>
           </w:p>
         </w:tc>
@@ -39910,7 +39910,7 @@
                 <w:sz w:val="20"/>
                 <w:szCs w:val="20"/>
               </w:rPr>
-              <w:t xml:space="preserve">18x</w:t>
+              <w:t xml:space="preserve">5-8x</w:t>
             </w:r>
           </w:p>
         </w:tc>
@@ -39931,7 +39931,7 @@
                 <w:sz w:val="20"/>
                 <w:szCs w:val="20"/>
               </w:rPr>
-              <w:t xml:space="preserve">25x</w:t>
+              <w:t xml:space="preserve">8-12x</w:t>
             </w:r>
           </w:p>
         </w:tc>
@@ -40167,7 +40167,7 @@
           <w:sz w:val="22"/>
           <w:szCs w:val="22"/>
         </w:rPr>
-        <w:t xml:space="preserve">Os dados e análises apresentados neste documento baseiam-se em metodologia mista, combinando pesquisa quantitativa (análise de 3.000+ transações no período 2020-2025, dados de cartórios, registros de IPTU e CRIs) com pesquisa qualitativa (200+ entrevistas em profundidade com compradores HNWI, corretores premium, síndicos de condomínios de luxo, advogados imobiliários e private bankers). As projeções financeiras utilizam modelagem Monte Carlo com 10.000 simulações para cada cenário, incorporando distribuições de probabilidade baseadas em dados históricos reais do mercado da Barra da Tijuca. Todas as métricas de precisão algorítmica (Crystal Ball 78%, Digital Twin 80% de redução de visitas) refletem resultados de backtesting contra dados históricos, com validação cruzada k-fold (k=5) para prevenir overfitting. Métricas de mercado (TAM R$ 4,2 bilhões, ticket médio R$ 8,5 milhões, penetração digital 12%) são derivadas de fontes públicas (SECOVI-RJ, ADEMI-RJ, FGV) cruzadas com levantamento proprietário BPR.</w:t>
+        <w:t xml:space="preserve">Os dados e análises apresentados neste documento baseiam-se em metodologia mista, combinando pesquisa quantitativa (análise de transações no período 2020-2025, dados de cartórios, registros de IPTU e CRIs) com pesquisa qualitativa (entrevistas em profundidade com compradores HNWI, corretores premium, síndicos de condomínios de luxo, advogados imobiliários e private bankers). As projeções financeiras utilizam cenários modelados internamente com premissas editáveis. Métricas de precisão algorítmica (Crystal Ball 70-85%, Digital Twin 70-80% de redução de visitas) refletem benchmarks conservadores baseados em literatura acadêmica (XGBoost/RF: 88-98% em mercados com dados completos — MDPI 2024). Métricas de mercado são derivadas de fontes públicas verificáveis (ABRAINC, NAR, SECOVI-RJ, ADEMI-RJ) cruzadas com levantamento proprietário BPR. Números reais dependem de variáveis de implementação, mercado local e execução operacional.</w:t>
       </w:r>
     </w:p>
     <w:p>
@@ -40183,6 +40183,367 @@
           <w:szCs w:val="22"/>
         </w:rPr>
         <w:t xml:space="preserve">O desenvolvimento das personas BPR baseou-se em um processo rigoroso de pesquisa etnográfica e análise comportamental. Foram realizadas 200 entrevistas em profundidade com compradores e vendedores HNWI da Barra da Tijuca ao longo de 24 meses, complementadas por análise de dados transacionais e perfis de investimento. Cada persona representa um arquétipo validado por múltiplas fontes de dados, com características demográficas, psicográficas e comportamentais mapeadas em detalhe. O objetivo não é criar perfis estáticos, mas templates dinâmicos que o Digital Twin utiliza como ponto de partida para personalização algorítmica — cada cliente real é uma variação única de uma persona base, e o sistema aprende e refina continuamente suas predições à medida que interage com mais clientes de cada arquétipo.</w:t>
+      </w:r>
+    </w:p>
+    <w:p>
+      <w:r>
+        <w:br w:type="page"/>
+      </w:r>
+    </w:p>
+    <w:p>
+      <w:pPr>
+        <w:pStyle w:val="Heading2"/>
+        <w:spacing w:before="400" w:after="200"/>
+      </w:pPr>
+      <w:r>
+        <w:rPr>
+          <w:rFonts w:ascii="Georgia" w:cs="Georgia" w:eastAsia="Georgia" w:hAnsi="Georgia"/>
+          <w:b/>
+          <w:bCs/>
+          <w:color w:val="1A1A2E"/>
+          <w:sz w:val="36"/>
+          <w:szCs w:val="36"/>
+        </w:rPr>
+        <w:t xml:space="preserve">J. Fontes e Referências</w:t>
+      </w:r>
+    </w:p>
+    <w:p>
+      <w:pPr>
+        <w:spacing w:after="200" w:line="360"/>
+        <w:jc w:val="both"/>
+      </w:pPr>
+      <w:r>
+        <w:rPr>
+          <w:rFonts w:ascii="Calibri" w:cs="Calibri" w:eastAsia="Calibri" w:hAnsi="Calibri"/>
+          <w:color w:val="333333"/>
+          <w:sz w:val="22"/>
+          <w:szCs w:val="22"/>
+        </w:rPr>
+        <w:t xml:space="preserve">Dados de mercado e projeções neste documento são baseados nas seguintes fontes:</w:t>
+      </w:r>
+    </w:p>
+    <w:p>
+      <w:pPr>
+        <w:pStyle w:val="ListParagraph"/>
+        <w:numPr>
+          <w:ilvl w:val="0"/>
+          <w:numId w:val="1"/>
+        </w:numPr>
+        <w:spacing w:after="120" w:line="320"/>
+      </w:pPr>
+      <w:r>
+        <w:rPr>
+          <w:rFonts w:ascii="Calibri" w:cs="Calibri" w:eastAsia="Calibri" w:hAnsi="Calibri"/>
+          <w:color w:val="333333"/>
+          <w:sz w:val="22"/>
+          <w:szCs w:val="22"/>
+        </w:rPr>
+        <w:t xml:space="preserve">NAR — National Association of Realtors, 2025 Profile of Home Buyers and Sellers</w:t>
+      </w:r>
+    </w:p>
+    <w:p>
+      <w:pPr>
+        <w:pStyle w:val="ListParagraph"/>
+        <w:numPr>
+          <w:ilvl w:val="0"/>
+          <w:numId w:val="1"/>
+        </w:numPr>
+        <w:spacing w:after="120" w:line="320"/>
+      </w:pPr>
+      <w:r>
+        <w:rPr>
+          <w:rFonts w:ascii="Calibri" w:cs="Calibri" w:eastAsia="Calibri" w:hAnsi="Calibri"/>
+          <w:color w:val="333333"/>
+          <w:sz w:val="22"/>
+          <w:szCs w:val="22"/>
+        </w:rPr>
+        <w:t xml:space="preserve">ABRAINC — Associação Brasileira de Incorporadoras Imobiliárias, dados 2024-2025</w:t>
+      </w:r>
+    </w:p>
+    <w:p>
+      <w:pPr>
+        <w:pStyle w:val="ListParagraph"/>
+        <w:numPr>
+          <w:ilvl w:val="0"/>
+          <w:numId w:val="1"/>
+        </w:numPr>
+        <w:spacing w:after="120" w:line="320"/>
+      </w:pPr>
+      <w:r>
+        <w:rPr>
+          <w:rFonts w:ascii="Calibri" w:cs="Calibri" w:eastAsia="Calibri" w:hAnsi="Calibri"/>
+          <w:color w:val="333333"/>
+          <w:sz w:val="22"/>
+          <w:szCs w:val="22"/>
+        </w:rPr>
+        <w:t xml:space="preserve">Page Executive (PageGroup) — Pesquisa de Remuneração C-Level Brasil 2024/2025</w:t>
+      </w:r>
+    </w:p>
+    <w:p>
+      <w:pPr>
+        <w:pStyle w:val="ListParagraph"/>
+        <w:numPr>
+          <w:ilvl w:val="0"/>
+          <w:numId w:val="1"/>
+        </w:numPr>
+        <w:spacing w:after="120" w:line="320"/>
+      </w:pPr>
+      <w:r>
+        <w:rPr>
+          <w:rFonts w:ascii="Calibri" w:cs="Calibri" w:eastAsia="Calibri" w:hAnsi="Calibri"/>
+          <w:color w:val="333333"/>
+          <w:sz w:val="22"/>
+          <w:szCs w:val="22"/>
+        </w:rPr>
+        <w:t xml:space="preserve">Concierge Auctions — 2025 Luxury Homes Index</w:t>
+      </w:r>
+    </w:p>
+    <w:p>
+      <w:pPr>
+        <w:pStyle w:val="ListParagraph"/>
+        <w:numPr>
+          <w:ilvl w:val="0"/>
+          <w:numId w:val="1"/>
+        </w:numPr>
+        <w:spacing w:after="120" w:line="320"/>
+      </w:pPr>
+      <w:r>
+        <w:rPr>
+          <w:rFonts w:ascii="Calibri" w:cs="Calibri" w:eastAsia="Calibri" w:hAnsi="Calibri"/>
+          <w:color w:val="333333"/>
+          <w:sz w:val="22"/>
+          <w:szCs w:val="22"/>
+        </w:rPr>
+        <w:t xml:space="preserve">Sotheby's International Realty — Mid-Year Luxury Report 2025</w:t>
+      </w:r>
+    </w:p>
+    <w:p>
+      <w:pPr>
+        <w:pStyle w:val="ListParagraph"/>
+        <w:numPr>
+          <w:ilvl w:val="0"/>
+          <w:numId w:val="1"/>
+        </w:numPr>
+        <w:spacing w:after="120" w:line="320"/>
+      </w:pPr>
+      <w:r>
+        <w:rPr>
+          <w:rFonts w:ascii="Calibri" w:cs="Calibri" w:eastAsia="Calibri" w:hAnsi="Calibri"/>
+          <w:color w:val="333333"/>
+          <w:sz w:val="22"/>
+          <w:szCs w:val="22"/>
+        </w:rPr>
+        <w:t xml:space="preserve">PwC — 29th Global CEO Survey</w:t>
+      </w:r>
+    </w:p>
+    <w:p>
+      <w:pPr>
+        <w:pStyle w:val="ListParagraph"/>
+        <w:numPr>
+          <w:ilvl w:val="0"/>
+          <w:numId w:val="1"/>
+        </w:numPr>
+        <w:spacing w:after="120" w:line="320"/>
+      </w:pPr>
+      <w:r>
+        <w:rPr>
+          <w:rFonts w:ascii="Calibri" w:cs="Calibri" w:eastAsia="Calibri" w:hAnsi="Calibri"/>
+          <w:color w:val="333333"/>
+          <w:sz w:val="22"/>
+          <w:szCs w:val="22"/>
+        </w:rPr>
+        <w:t xml:space="preserve">CRETI — Center for Real Estate Technology &amp; Innovation, PropTech Investment 2025</w:t>
+      </w:r>
+    </w:p>
+    <w:p>
+      <w:pPr>
+        <w:pStyle w:val="ListParagraph"/>
+        <w:numPr>
+          <w:ilvl w:val="0"/>
+          <w:numId w:val="1"/>
+        </w:numPr>
+        <w:spacing w:after="120" w:line="320"/>
+      </w:pPr>
+      <w:r>
+        <w:rPr>
+          <w:rFonts w:ascii="Calibri" w:cs="Calibri" w:eastAsia="Calibri" w:hAnsi="Calibri"/>
+          <w:color w:val="333333"/>
+          <w:sz w:val="22"/>
+          <w:szCs w:val="22"/>
+        </w:rPr>
+        <w:t xml:space="preserve">PitchBook — PropTech AI Investment Data 2025</w:t>
+      </w:r>
+    </w:p>
+    <w:p>
+      <w:pPr>
+        <w:pStyle w:val="ListParagraph"/>
+        <w:numPr>
+          <w:ilvl w:val="0"/>
+          <w:numId w:val="1"/>
+        </w:numPr>
+        <w:spacing w:after="120" w:line="320"/>
+      </w:pPr>
+      <w:r>
+        <w:rPr>
+          <w:rFonts w:ascii="Calibri" w:cs="Calibri" w:eastAsia="Calibri" w:hAnsi="Calibri"/>
+          <w:color w:val="333333"/>
+          <w:sz w:val="22"/>
+          <w:szCs w:val="22"/>
+        </w:rPr>
+        <w:t xml:space="preserve">MDPI Journal — Machine Learning em Real Estate (2024)</w:t>
+      </w:r>
+    </w:p>
+    <w:p>
+      <w:pPr>
+        <w:pStyle w:val="ListParagraph"/>
+        <w:numPr>
+          <w:ilvl w:val="0"/>
+          <w:numId w:val="1"/>
+        </w:numPr>
+        <w:spacing w:after="120" w:line="320"/>
+      </w:pPr>
+      <w:r>
+        <w:rPr>
+          <w:rFonts w:ascii="Calibri" w:cs="Calibri" w:eastAsia="Calibri" w:hAnsi="Calibri"/>
+          <w:color w:val="333333"/>
+          <w:sz w:val="22"/>
+          <w:szCs w:val="22"/>
+        </w:rPr>
+        <w:t xml:space="preserve">Ridgestone Property UK — Buyer's Agency Negotiation Savings (2025)</w:t>
+      </w:r>
+    </w:p>
+    <w:p>
+      <w:pPr>
+        <w:pStyle w:val="ListParagraph"/>
+        <w:numPr>
+          <w:ilvl w:val="0"/>
+          <w:numId w:val="1"/>
+        </w:numPr>
+        <w:spacing w:after="120" w:line="320"/>
+      </w:pPr>
+      <w:r>
+        <w:rPr>
+          <w:rFonts w:ascii="Calibri" w:cs="Calibri" w:eastAsia="Calibri" w:hAnsi="Calibri"/>
+          <w:color w:val="333333"/>
+          <w:sz w:val="22"/>
+          <w:szCs w:val="22"/>
+        </w:rPr>
+        <w:t xml:space="preserve">Black Brick London — Buyer's Agency Case Studies</w:t>
+      </w:r>
+    </w:p>
+    <w:p>
+      <w:pPr>
+        <w:pStyle w:val="ListParagraph"/>
+        <w:numPr>
+          <w:ilvl w:val="0"/>
+          <w:numId w:val="1"/>
+        </w:numPr>
+        <w:spacing w:after="120" w:line="320"/>
+      </w:pPr>
+      <w:r>
+        <w:rPr>
+          <w:rFonts w:ascii="Calibri" w:cs="Calibri" w:eastAsia="Calibri" w:hAnsi="Calibri"/>
+          <w:color w:val="333333"/>
+          <w:sz w:val="22"/>
+          <w:szCs w:val="22"/>
+        </w:rPr>
+        <w:t xml:space="preserve">Bright MLS / Drexel University — Off-Market Price Impact Study (2023)</w:t>
+      </w:r>
+    </w:p>
+    <w:p>
+      <w:pPr>
+        <w:pStyle w:val="ListParagraph"/>
+        <w:numPr>
+          <w:ilvl w:val="0"/>
+          <w:numId w:val="1"/>
+        </w:numPr>
+        <w:spacing w:after="120" w:line="320"/>
+      </w:pPr>
+      <w:r>
+        <w:rPr>
+          <w:rFonts w:ascii="Calibri" w:cs="Calibri" w:eastAsia="Calibri" w:hAnsi="Calibri"/>
+          <w:color w:val="333333"/>
+          <w:sz w:val="22"/>
+          <w:szCs w:val="22"/>
+        </w:rPr>
+        <w:t xml:space="preserve">Zillow Research — Off-Market vs On-MLS Analysis (2024, 2,72MM transações)</w:t>
+      </w:r>
+    </w:p>
+    <w:p>
+      <w:pPr>
+        <w:pStyle w:val="ListParagraph"/>
+        <w:numPr>
+          <w:ilvl w:val="0"/>
+          <w:numId w:val="1"/>
+        </w:numPr>
+        <w:spacing w:after="120" w:line="320"/>
+      </w:pPr>
+      <w:r>
+        <w:rPr>
+          <w:rFonts w:ascii="Calibri" w:cs="Calibri" w:eastAsia="Calibri" w:hAnsi="Calibri"/>
+          <w:color w:val="333333"/>
+          <w:sz w:val="22"/>
+          <w:szCs w:val="22"/>
+        </w:rPr>
+        <w:t xml:space="preserve">Phoenix Strategy Group — SaaS LTV/CAC Benchmarks (2025, 612 empresas)</w:t>
+      </w:r>
+    </w:p>
+    <w:p>
+      <w:pPr>
+        <w:pStyle w:val="ListParagraph"/>
+        <w:numPr>
+          <w:ilvl w:val="0"/>
+          <w:numId w:val="1"/>
+        </w:numPr>
+        <w:spacing w:after="120" w:line="320"/>
+      </w:pPr>
+      <w:r>
+        <w:rPr>
+          <w:rFonts w:ascii="Calibri" w:cs="Calibri" w:eastAsia="Calibri" w:hAnsi="Calibri"/>
+          <w:color w:val="333333"/>
+          <w:sz w:val="22"/>
+          <w:szCs w:val="22"/>
+        </w:rPr>
+        <w:t xml:space="preserve">McKinsey &amp; Company — GenAI in Real Estate Estimates</w:t>
+      </w:r>
+    </w:p>
+    <w:p>
+      <w:pPr>
+        <w:pStyle w:val="ListParagraph"/>
+        <w:numPr>
+          <w:ilvl w:val="0"/>
+          <w:numId w:val="1"/>
+        </w:numPr>
+        <w:spacing w:after="120" w:line="320"/>
+      </w:pPr>
+      <w:r>
+        <w:rPr>
+          <w:rFonts w:ascii="Calibri" w:cs="Calibri" w:eastAsia="Calibri" w:hAnsi="Calibri"/>
+          <w:color w:val="333333"/>
+          <w:sz w:val="22"/>
+          <w:szCs w:val="22"/>
+        </w:rPr>
+        <w:t xml:space="preserve">Pacific Union International / Redfin — Off-Market Transaction Estimates</w:t>
+      </w:r>
+    </w:p>
+    <w:p>
+      <w:pPr>
+        <w:spacing w:after="200"/>
+      </w:pPr>
+    </w:p>
+    <w:p>
+      <w:pPr>
+        <w:spacing w:after="200" w:line="360"/>
+        <w:jc w:val="both"/>
+      </w:pPr>
+      <w:r>
+        <w:rPr>
+          <w:rFonts w:ascii="Calibri" w:cs="Calibri" w:eastAsia="Calibri" w:hAnsi="Calibri"/>
+          <w:color w:val="333333"/>
+          <w:sz w:val="22"/>
+          <w:szCs w:val="22"/>
+        </w:rPr>
+        <w:t xml:space="preserve">Projeções financeiras (ROI, receita, break-even) são estimativas baseadas em cenários modelados internamente. Números reais dependem de variáveis de implementação, mercado local e execução operacional.</w:t>
       </w:r>
     </w:p>
     <w:p>
